--- a/public/cv/Mikhail_Semenov_AI_PM_RU.docx
+++ b/public/cv/Mikhail_Semenov_AI_PM_RU.docx
@@ -14,7 +14,7 @@
           <w:sz w:val="32"/>
           <w:szCs w:val="32"/>
         </w:rPr>
-        <w:t xml:space="preserve">Михаил Семёнов</w:t>
+        <w:t xml:space="preserve">Михаил Семенов</w:t>
       </w:r>
     </w:p>
     <w:p>
@@ -179,7 +179,7 @@
           <w:sz w:val="21"/>
           <w:szCs w:val="21"/>
         </w:rPr>
-        <w:t xml:space="preserve">Product Manager, Zvonobot (группа Prof-IT) | февраль 2022, настоящее время</w:t>
+        <w:t xml:space="preserve">Product Manager, Zvonobot (группа Prof-IT) | февраль 2022 - настоящее время</w:t>
       </w:r>
     </w:p>
     <w:p>
@@ -386,7 +386,7 @@
           <w:sz w:val="21"/>
           <w:szCs w:val="21"/>
         </w:rPr>
-        <w:t xml:space="preserve">iOS/Frontend-разработчик, Fodoj UG (Германия) | ноябрь 2020, январь 2022</w:t>
+        <w:t xml:space="preserve">iOS/Frontend-разработчик, Fodoj UG (Германия) | ноябрь 2020 - январь 2022</w:t>
       </w:r>
     </w:p>
     <w:p>

--- a/public/cv/Mikhail_Semenov_AI_PM_RU.docx
+++ b/public/cv/Mikhail_Semenov_AI_PM_RU.docx
@@ -642,7 +642,7 @@
           <w:sz w:val="21"/>
           <w:szCs w:val="21"/>
         </w:rPr>
-        <w:t xml:space="preserve">ПГНИУ, Пермский государственный национальный исследовательский университет, среднее специальное, 2022.</w:t>
+        <w:t xml:space="preserve">ПГНИУ, Пермский государственный национальный исследовательский университет, 2022.</w:t>
       </w:r>
     </w:p>
     <w:p>

--- a/public/cv/Mikhail_Semenov_AI_PM_RU.docx
+++ b/public/cv/Mikhail_Semenov_AI_PM_RU.docx
@@ -28,7 +28,7 @@
           <w:sz w:val="22"/>
           <w:szCs w:val="22"/>
         </w:rPr>
-        <w:t xml:space="preserve">Product Manager (AI/ML) · голосовые AI-агенты · LLM · B2B SaaS</w:t>
+        <w:t xml:space="preserve">Product Manager · B2B SaaS · голосовые AI-агенты · LLM</w:t>
       </w:r>
     </w:p>
     <w:p>
@@ -67,7 +67,7 @@
           <w:sz w:val="21"/>
           <w:szCs w:val="21"/>
         </w:rPr>
-        <w:t xml:space="preserve">Продакт-менеджер с инженерным бэкграундом. В Zvonobot запустил с нуля направление голосовых AI-агентов и меньше чем за год довёл его до ~10% выручки группы. Отвечаю за discovery, юнит-экономику, прайсинг и go-to-market. Гипотезы проверяю быстро: рабочий прототип на нейросетях (LLM) собираю с AI-агентами за 2-4 дня.</w:t>
+        <w:t xml:space="preserve">Продакт-менеджер с инженерным бэкграундом. В Zvonobot запустил с нуля направление голосовых AI-агентов и меньше чем за год довёл его до 80 платящих B2B-клиентов и 500 000+ минут разговоров в проде. Отвечаю за discovery, юнит-экономику, прайсинг и go-to-market. Гипотезы проверяю быстро: рабочий прототип на нейросетях (LLM) собираю с AI-агентами за 2-4 дня.</w:t>
       </w:r>
     </w:p>
     <w:p>
@@ -99,23 +99,6 @@
           <w:sz w:val="21"/>
           <w:szCs w:val="21"/>
         </w:rPr>
-        <w:t xml:space="preserve">~10% выручки группы: доля направления, которое я запустил с нуля меньше чем за год.</w:t>
-      </w:r>
-    </w:p>
-    <w:p>
-      <w:pPr>
-        <w:pStyle w:val="ListParagraph"/>
-        <w:numPr>
-          <w:ilvl w:val="0"/>
-          <w:numId w:val="1"/>
-        </w:numPr>
-        <w:spacing w:after="60"/>
-      </w:pPr>
-      <w:r>
-        <w:rPr>
-          <w:sz w:val="21"/>
-          <w:szCs w:val="21"/>
-        </w:rPr>
         <w:t xml:space="preserve">~80 платящих B2B-клиентов: 30% выручки направления дают повторные платежи.</w:t>
       </w:r>
     </w:p>
@@ -134,6 +117,23 @@
           <w:szCs w:val="21"/>
         </w:rPr>
         <w:t xml:space="preserve">500 000+ минут разговоров: проведено голосовыми AI-агентами в проде.</w:t>
+      </w:r>
+    </w:p>
+    <w:p>
+      <w:pPr>
+        <w:pStyle w:val="ListParagraph"/>
+        <w:numPr>
+          <w:ilvl w:val="0"/>
+          <w:numId w:val="1"/>
+        </w:numPr>
+        <w:spacing w:after="60"/>
+      </w:pPr>
+      <w:r>
+        <w:rPr>
+          <w:sz w:val="21"/>
+          <w:szCs w:val="21"/>
+        </w:rPr>
+        <w:t xml:space="preserve">4 → 15 менеджеров в отделе продаж: вырос под направление меньше чем за год.</w:t>
       </w:r>
     </w:p>
     <w:p>
@@ -239,7 +239,7 @@
           <w:sz w:val="21"/>
           <w:szCs w:val="21"/>
         </w:rPr>
-        <w:t xml:space="preserve">Результат к августу 2026: около 80 платящих B2B-клиентов, ~10% выручки группы, 500 000+ минут разговоров в проде; 30% выручки дают повторные платежи.</w:t>
+        <w:t xml:space="preserve">Результат к августу 2026: около 80 платящих B2B-клиентов, 500 000+ минут разговоров в проде; 30% выручки направления дают повторные платежи.</w:t>
       </w:r>
     </w:p>
     <w:p>
@@ -290,7 +290,7 @@
           <w:sz w:val="21"/>
           <w:szCs w:val="21"/>
         </w:rPr>
-        <w:t xml:space="preserve">Веду go-to-market в связке с командой из 4 разработчиков и отделом продаж, выросшим под направление с 4 до 15 менеджеров; выстраиваю прайсинг и контролирую маржу по типам звонков.</w:t>
+        <w:t xml:space="preserve">Веду продуктовую команду (4 разработчика) и go-to-market вместе с отделом продаж, выросшим под направление с 4 до 15 менеджеров; выстраиваю прайсинг и контролирую маржу по типам звонков.</w:t>
       </w:r>
     </w:p>
     <w:p>
@@ -355,7 +355,7 @@
           <w:sz w:val="21"/>
           <w:szCs w:val="21"/>
         </w:rPr>
-        <w:t xml:space="preserve">Наладил работу с клиентами: кастдев-интервью, приоритизация по метрикам, релизный цикл в связке с отделами продаж и поддержки.</w:t>
+        <w:t xml:space="preserve">Наладил работу с клиентами: кастдев-интервью, приоритизация по метрикам, A/B-тесты сценариев звонков, релизный цикл в связке с отделами продаж и поддержки.</w:t>
       </w:r>
     </w:p>
     <w:p>
@@ -435,7 +435,7 @@
           <w:sz w:val="21"/>
           <w:szCs w:val="21"/>
         </w:rPr>
-        <w:t xml:space="preserve">Zvonobot AI: Платформа голосовых AI-агентов для B2B: конструктор агентов, кампании, телефония, посекундный биллинг. Доказывает запуск направления с нуля до ~10% выручки группы меньше чем за год. Кейс: https://rebsem.ru/ru/projects/zvonobot-ai-ru/</w:t>
+        <w:t xml:space="preserve">Zvonobot AI: Платформа голосовых AI-агентов для B2B: конструктор агентов, кампании, телефония, посекундный биллинг. Доказывает запуск направления с нуля до 80 платящих клиентов меньше чем за год. Кейс: https://rebsem.ru/ru/projects/zvonobot-ai-ru/</w:t>
       </w:r>
     </w:p>
     <w:p>
@@ -663,7 +663,7 @@
           <w:sz w:val="21"/>
           <w:szCs w:val="21"/>
         </w:rPr>
-        <w:t xml:space="preserve">Русский родной. Английский B1+, ежедневная рабочая переписка и документация.</w:t>
+        <w:t xml:space="preserve">Русский родной. Английский рабочий, ежедневная переписка и документация.</w:t>
       </w:r>
     </w:p>
     <w:p>
@@ -685,101 +685,6 @@
           <w:szCs w:val="21"/>
         </w:rPr>
         <w:t xml:space="preserve">Удалённо из Перми (GMT+5), открыт к релокации (Кипр, ЕС, ОАЭ), готов к командировкам. Полная занятость или контракт, готов выйти за 2-4 недели.</w:t>
-      </w:r>
-    </w:p>
-    <w:p>
-      <w:pPr>
-        <w:pStyle w:val="Heading2"/>
-        <w:spacing w:after="100" w:before="260"/>
-      </w:pPr>
-      <w:r>
-        <w:rPr>
-          <w:b/>
-          <w:bCs/>
-          <w:sz w:val="24"/>
-          <w:szCs w:val="24"/>
-        </w:rPr>
-        <w:t xml:space="preserve">ГДЕ Я НЕ ЛУЧШИЙ ВЫБОР</w:t>
-      </w:r>
-    </w:p>
-    <w:p>
-      <w:pPr>
-        <w:spacing w:after="80"/>
-      </w:pPr>
-      <w:r>
-        <w:rPr>
-          <w:sz w:val="21"/>
-          <w:szCs w:val="21"/>
-        </w:rPr>
-        <w:t xml:space="preserve">Чтобы не тратить ваше и своё время, вот где я не лучший выбор:</w:t>
-      </w:r>
-    </w:p>
-    <w:p>
-      <w:pPr>
-        <w:pStyle w:val="ListParagraph"/>
-        <w:numPr>
-          <w:ilvl w:val="0"/>
-          <w:numId w:val="1"/>
-        </w:numPr>
-        <w:spacing w:after="60"/>
-      </w:pPr>
-      <w:r>
-        <w:rPr>
-          <w:sz w:val="21"/>
-          <w:szCs w:val="21"/>
-        </w:rPr>
-        <w:t xml:space="preserve">Чисто исследовательский ML/data science без продуктового слоя поверх.</w:t>
-      </w:r>
-    </w:p>
-    <w:p>
-      <w:pPr>
-        <w:pStyle w:val="ListParagraph"/>
-        <w:numPr>
-          <w:ilvl w:val="0"/>
-          <w:numId w:val="1"/>
-        </w:numPr>
-        <w:spacing w:after="60"/>
-      </w:pPr>
-      <w:r>
-        <w:rPr>
-          <w:sz w:val="21"/>
-          <w:szCs w:val="21"/>
-        </w:rPr>
-        <w:t xml:space="preserve">Роль звена в длинной цепочке согласований без ownership на задаче.</w:t>
-      </w:r>
-    </w:p>
-    <w:p>
-      <w:pPr>
-        <w:pStyle w:val="ListParagraph"/>
-        <w:numPr>
-          <w:ilvl w:val="0"/>
-          <w:numId w:val="1"/>
-        </w:numPr>
-        <w:spacing w:after="60"/>
-      </w:pPr>
-      <w:r>
-        <w:rPr>
-          <w:sz w:val="21"/>
-          <w:szCs w:val="21"/>
-        </w:rPr>
-        <w:t xml:space="preserve">Продукт, где AI добавляют «для галочки», а не под реальную бизнес-задачу.</w:t>
-      </w:r>
-    </w:p>
-    <w:p>
-      <w:pPr>
-        <w:pStyle w:val="ListParagraph"/>
-        <w:numPr>
-          <w:ilvl w:val="0"/>
-          <w:numId w:val="1"/>
-        </w:numPr>
-        <w:spacing w:after="60"/>
-      </w:pPr>
-      <w:r>
-        <w:rPr>
-          <w:sz w:val="21"/>
-          <w:szCs w:val="21"/>
-        </w:rPr>
-        <w:t xml:space="preserve">Роли, где английский нужен на уровне ведущего публичных переговоров на C-уровне (письменно и async комфортно).</w:t>
       </w:r>
     </w:p>
     <w:p>
